--- a/ASTD/Results.docx
+++ b/ASTD/Results.docx
@@ -11,16 +11,7 @@
           <w:color w:val="C00000"/>
           <w:sz w:val="32"/>
         </w:rPr>
-        <w:t>Analyse de l'e</w:t>
-      </w:r>
-      <w:bookmarkStart w:id="0" w:name="_GoBack"/>
-      <w:bookmarkEnd w:id="0"/>
-      <w:r>
-        <w:rPr>
-          <w:color w:val="C00000"/>
-          <w:sz w:val="32"/>
-        </w:rPr>
-        <w:t>ffet des hyperparamètres pour chaque algorithme</w:t>
+        <w:t>Analyse de l'effet des hyperparamètres pour chaque algorithme</w:t>
       </w:r>
     </w:p>
     <w:p>
@@ -37,7 +28,28 @@
           <w:color w:val="4F6228" w:themeColor="accent3" w:themeShade="80"/>
           <w:sz w:val="28"/>
         </w:rPr>
-        <w:t>MultinomialNB (alpha)</w:t>
+        <w:t>Multinomial</w:t>
+      </w:r>
+      <w:r>
+        <w:rPr>
+          <w:color w:val="4F6228" w:themeColor="accent3" w:themeShade="80"/>
+          <w:sz w:val="28"/>
+        </w:rPr>
+        <w:t xml:space="preserve"> </w:t>
+      </w:r>
+      <w:r>
+        <w:rPr>
+          <w:color w:val="4F6228" w:themeColor="accent3" w:themeShade="80"/>
+          <w:sz w:val="28"/>
+        </w:rPr>
+        <w:t>Naïve Bayes</w:t>
+      </w:r>
+      <w:r>
+        <w:rPr>
+          <w:color w:val="4F6228" w:themeColor="accent3" w:themeShade="80"/>
+          <w:sz w:val="28"/>
+        </w:rPr>
+        <w:t xml:space="preserve"> (alpha)</w:t>
       </w:r>
     </w:p>
     <w:p>
@@ -95,7 +107,21 @@
           <w:color w:val="4F6228" w:themeColor="accent3" w:themeShade="80"/>
           <w:sz w:val="28"/>
         </w:rPr>
-        <w:t>LinearSVC (C)</w:t>
+        <w:t>SV</w:t>
+      </w:r>
+      <w:r>
+        <w:rPr>
+          <w:color w:val="4F6228" w:themeColor="accent3" w:themeShade="80"/>
+          <w:sz w:val="28"/>
+        </w:rPr>
+        <w:t>M-Linear</w:t>
+      </w:r>
+      <w:r>
+        <w:rPr>
+          <w:color w:val="4F6228" w:themeColor="accent3" w:themeShade="80"/>
+          <w:sz w:val="28"/>
+        </w:rPr>
+        <w:t xml:space="preserve"> (C)</w:t>
       </w:r>
     </w:p>
     <w:p>
@@ -153,8 +179,21 @@
           <w:color w:val="4F6228" w:themeColor="accent3" w:themeShade="80"/>
           <w:sz w:val="28"/>
         </w:rPr>
-        <w:lastRenderedPageBreak/>
-        <w:t>LogisticRegression (C)</w:t>
+        <w:t>Logistic</w:t>
+      </w:r>
+      <w:r>
+        <w:rPr>
+          <w:color w:val="4F6228" w:themeColor="accent3" w:themeShade="80"/>
+          <w:sz w:val="28"/>
+        </w:rPr>
+        <w:t xml:space="preserve"> </w:t>
+      </w:r>
+      <w:r>
+        <w:rPr>
+          <w:color w:val="4F6228" w:themeColor="accent3" w:themeShade="80"/>
+          <w:sz w:val="28"/>
+        </w:rPr>
+        <w:t>Regression (C)</w:t>
       </w:r>
     </w:p>
     <w:p>
@@ -212,7 +251,21 @@
           <w:color w:val="4F6228" w:themeColor="accent3" w:themeShade="80"/>
           <w:sz w:val="28"/>
         </w:rPr>
-        <w:t>RandomForestClassifier (n_estimators)</w:t>
+        <w:t>Random</w:t>
+      </w:r>
+      <w:r>
+        <w:rPr>
+          <w:color w:val="4F6228" w:themeColor="accent3" w:themeShade="80"/>
+          <w:sz w:val="28"/>
+        </w:rPr>
+        <w:t xml:space="preserve"> </w:t>
+      </w:r>
+      <w:r>
+        <w:rPr>
+          <w:color w:val="4F6228" w:themeColor="accent3" w:themeShade="80"/>
+          <w:sz w:val="28"/>
+        </w:rPr>
+        <w:t>Forest (n_estimators)</w:t>
       </w:r>
     </w:p>
     <w:p>
@@ -270,8 +323,21 @@
           <w:color w:val="4F6228" w:themeColor="accent3" w:themeShade="80"/>
           <w:sz w:val="28"/>
         </w:rPr>
-        <w:lastRenderedPageBreak/>
-        <w:t>KNeighborsClassifier (n_neighbors)</w:t>
+        <w:t>K</w:t>
+      </w:r>
+      <w:r>
+        <w:rPr>
+          <w:color w:val="4F6228" w:themeColor="accent3" w:themeShade="80"/>
+          <w:sz w:val="28"/>
+        </w:rPr>
+        <w:t xml:space="preserve">-Nearest </w:t>
+      </w:r>
+      <w:r>
+        <w:rPr>
+          <w:color w:val="4F6228" w:themeColor="accent3" w:themeShade="80"/>
+          <w:sz w:val="28"/>
+        </w:rPr>
+        <w:t>Neighbors (n_neighbors)</w:t>
       </w:r>
     </w:p>
     <w:p>
@@ -329,7 +395,21 @@
           <w:color w:val="4F6228" w:themeColor="accent3" w:themeShade="80"/>
           <w:sz w:val="28"/>
         </w:rPr>
-        <w:t>AdaBoostClassifier (n_estimators)</w:t>
+        <w:t>AdaBoost</w:t>
+      </w:r>
+      <w:r>
+        <w:rPr>
+          <w:color w:val="4F6228" w:themeColor="accent3" w:themeShade="80"/>
+          <w:sz w:val="28"/>
+        </w:rPr>
+        <w:t xml:space="preserve"> </w:t>
+      </w:r>
+      <w:r>
+        <w:rPr>
+          <w:color w:val="4F6228" w:themeColor="accent3" w:themeShade="80"/>
+          <w:sz w:val="28"/>
+        </w:rPr>
+        <w:t>Classifier (n_estimators)</w:t>
       </w:r>
     </w:p>
     <w:p>
@@ -384,7 +464,6 @@
           <w:color w:val="4F6228" w:themeColor="accent3" w:themeShade="80"/>
           <w:sz w:val="28"/>
         </w:rPr>
-        <w:lastRenderedPageBreak/>
         <w:t>Comparaison des performances: Hyperparamètres par défaut vs Optimisés</w:t>
       </w:r>
     </w:p>
@@ -593,7 +672,6 @@
           <w:i w:val="0"/>
           <w:sz w:val="24"/>
         </w:rPr>
-        <w:lastRenderedPageBreak/>
         <w:t>ASTD (Prétraité + Équilibré)</w:t>
       </w:r>
     </w:p>
@@ -710,7 +788,6 @@
           <w:i w:val="0"/>
           <w:sz w:val="24"/>
         </w:rPr>
-        <w:lastRenderedPageBreak/>
         <w:t>Comparaison: ROC</w:t>
       </w:r>
     </w:p>
@@ -769,7 +846,7 @@
           <w:color w:val="4F6228" w:themeColor="accent3" w:themeShade="80"/>
           <w:sz w:val="28"/>
         </w:rPr>
-        <w:t>Logistic Regression</w:t>
+        <w:t>SVM-Linear</w:t>
       </w:r>
     </w:p>
     <w:p>
@@ -843,7 +920,6 @@
           <w:i w:val="0"/>
           <w:sz w:val="24"/>
         </w:rPr>
-        <w:lastRenderedPageBreak/>
         <w:t>ASTD (Prétraité)</w:t>
       </w:r>
     </w:p>
@@ -1018,7 +1094,6 @@
           <w:i w:val="0"/>
           <w:sz w:val="24"/>
         </w:rPr>
-        <w:lastRenderedPageBreak/>
         <w:t>Comparaison: ROC</w:t>
       </w:r>
     </w:p>
@@ -1077,8 +1152,10 @@
           <w:color w:val="4F6228" w:themeColor="accent3" w:themeShade="80"/>
           <w:sz w:val="28"/>
         </w:rPr>
-        <w:t>SVM-Linear</w:t>
+        <w:t>Logistic Regression</w:t>
       </w:r>
+      <w:bookmarkStart w:id="0" w:name="_GoBack"/>
+      <w:bookmarkEnd w:id="0"/>
     </w:p>
     <w:p>
       <w:pPr>
@@ -1151,7 +1228,6 @@
           <w:i w:val="0"/>
           <w:sz w:val="24"/>
         </w:rPr>
-        <w:lastRenderedPageBreak/>
         <w:t>ASTD (Prétraité)</w:t>
       </w:r>
     </w:p>
@@ -1326,7 +1402,6 @@
           <w:i w:val="0"/>
           <w:sz w:val="24"/>
         </w:rPr>
-        <w:lastRenderedPageBreak/>
         <w:t>Comparaison: ROC</w:t>
       </w:r>
     </w:p>
@@ -1390,7 +1465,6 @@
           <w:color w:val="4F6228" w:themeColor="accent3" w:themeShade="80"/>
           <w:sz w:val="28"/>
         </w:rPr>
-        <w:lastRenderedPageBreak/>
         <w:t>Random Forest</w:t>
       </w:r>
     </w:p>
@@ -1581,7 +1655,6 @@
           <w:i w:val="0"/>
           <w:sz w:val="24"/>
         </w:rPr>
-        <w:lastRenderedPageBreak/>
         <w:t>Comparaison: Macro F1</w:t>
       </w:r>
     </w:p>
@@ -1703,7 +1776,6 @@
           <w:color w:val="4F6228" w:themeColor="accent3" w:themeShade="80"/>
           <w:sz w:val="28"/>
         </w:rPr>
-        <w:lastRenderedPageBreak/>
         <w:t>K-Nearest Neighbors</w:t>
       </w:r>
     </w:p>
@@ -1894,7 +1966,6 @@
           <w:i w:val="0"/>
           <w:sz w:val="24"/>
         </w:rPr>
-        <w:lastRenderedPageBreak/>
         <w:t>Comparaison: Macro F1</w:t>
       </w:r>
     </w:p>
@@ -2016,7 +2087,6 @@
           <w:color w:val="4F6228" w:themeColor="accent3" w:themeShade="80"/>
           <w:sz w:val="28"/>
         </w:rPr>
-        <w:lastRenderedPageBreak/>
         <w:t>AdaBoost Classifier</w:t>
       </w:r>
     </w:p>
@@ -2207,7 +2277,6 @@
           <w:i w:val="0"/>
           <w:sz w:val="24"/>
         </w:rPr>
-        <w:lastRenderedPageBreak/>
         <w:t>Comparaison: Macro F1</w:t>
       </w:r>
     </w:p>
@@ -2329,7 +2398,6 @@
           <w:color w:val="4F6228" w:themeColor="accent3" w:themeShade="80"/>
           <w:sz w:val="28"/>
         </w:rPr>
-        <w:lastRenderedPageBreak/>
         <w:t>Global Macro F1 Comparison Across All Models</w:t>
       </w:r>
     </w:p>
@@ -3189,6 +3257,7 @@
   <w:style w:type="character" w:default="1" w:styleId="DefaultParagraphFont">
     <w:name w:val="Default Paragraph Font"/>
     <w:uiPriority w:val="1"/>
+    <w:semiHidden/>
     <w:unhideWhenUsed/>
   </w:style>
   <w:style w:type="table" w:default="1" w:styleId="TableNormal">
@@ -14322,7 +14391,7 @@
 </file>
 
 <file path=customXml/itemProps1.xml><?xml version="1.0" encoding="utf-8"?>
-<ds:datastoreItem xmlns:ds="http://schemas.openxmlformats.org/officeDocument/2006/customXml" ds:itemID="{23F8D1BB-50AD-40AC-842F-9EB2F223F490}">
+<ds:datastoreItem xmlns:ds="http://schemas.openxmlformats.org/officeDocument/2006/customXml" ds:itemID="{EA635D4F-792C-42B7-B6EC-F48F4436F77C}">
   <ds:schemaRefs>
     <ds:schemaRef ds:uri="http://schemas.openxmlformats.org/officeDocument/2006/bibliography"/>
   </ds:schemaRefs>
